--- a/chapters/04/core/AIHE-B03/supp/AIHE-Z/docx/AIHE-Z_template.docx
+++ b/chapters/04/core/AIHE-B03/supp/AIHE-Z/docx/AIHE-Z_template.docx
@@ -5,7 +5,7 @@
     <w:p>
       <w:pPr>
         <w:pStyle w:val="Title"/>
-        <w:jc w:val="center"/>
+        <w:jc w:val="centre"/>
       </w:pPr>
       <w:r>
         <w:rPr>
@@ -27,7 +27,7 @@
     </w:p>
     <w:p>
       <w:pPr>
-        <w:jc w:val="center"/>
+        <w:jc w:val="centre"/>
       </w:pPr>
       <w:r>
         <w:rPr>
@@ -41,7 +41,7 @@
       <w:tblPr>
         <w:tblStyle w:val="TableGrid"/>
         <w:tblW w:type="auto" w:w="0"/>
-        <w:jc w:val="center"/>
+        <w:jc w:val="centre"/>
         <w:tblLook w:firstColumn="1" w:firstRow="1" w:lastColumn="0" w:lastRow="0" w:noHBand="0" w:noVBand="1" w:val="04A0"/>
       </w:tblPr>
       <w:tblGrid>
@@ -110,7 +110,7 @@
               <w:bottom w:w="80" w:type="dxa"/>
               <w:end w:w="80" w:type="dxa"/>
             </w:tcMar>
-            <w:vAlign w:val="center"/>
+            <w:vAlign w:val="centre"/>
           </w:tcPr>
           <w:p>
             <w:pPr>
@@ -184,7 +184,7 @@
               <w:bottom w:w="80" w:type="dxa"/>
               <w:end w:w="80" w:type="dxa"/>
             </w:tcMar>
-            <w:vAlign w:val="center"/>
+            <w:vAlign w:val="centre"/>
           </w:tcPr>
           <w:p>
             <w:pPr>
@@ -252,14 +252,14 @@
     </w:p>
     <w:p>
       <w:r>
-        <w:t>Complete the fields with the multidisciplinary team. Record evidence sources, assumptions, limitations, owners, dates, and decision thresholds. Use synthetic or appropriately governed data only. The worked example is fictional and is provided for teaching.</w:t>
+        <w:t>Complete the fields with the multidisciplinary team. Record evidence sources, assumptions, limitations, owners, dates, and decision thresholds. Use synthetic or appropriately governed data only. The worked example is fictional and is provided as a synthetic demonstration.</w:t>
       </w:r>
     </w:p>
     <w:tbl>
       <w:tblPr>
         <w:tblStyle w:val="TableGrid"/>
         <w:tblW w:type="auto" w:w="0"/>
-        <w:jc w:val="center"/>
+        <w:jc w:val="centre"/>
         <w:tblLook w:firstColumn="1" w:firstRow="1" w:lastColumn="0" w:lastRow="0" w:noHBand="0" w:noVBand="1" w:val="04A0"/>
       </w:tblPr>
       <w:tblGrid>
@@ -274,7 +274,7 @@
         <w:tc>
           <w:tcPr>
             <w:tcW w:type="dxa" w:w="3456"/>
-            <w:vAlign w:val="center"/>
+            <w:vAlign w:val="centre"/>
             <w:tcMar>
               <w:top w:w="80" w:type="dxa"/>
               <w:start w:w="80" w:type="dxa"/>
@@ -295,7 +295,7 @@
         <w:tc>
           <w:tcPr>
             <w:tcW w:type="dxa" w:w="3456"/>
-            <w:vAlign w:val="center"/>
+            <w:vAlign w:val="centre"/>
             <w:tcMar>
               <w:top w:w="80" w:type="dxa"/>
               <w:start w:w="80" w:type="dxa"/>
@@ -316,7 +316,7 @@
         <w:tc>
           <w:tcPr>
             <w:tcW w:type="dxa" w:w="3456"/>
-            <w:vAlign w:val="center"/>
+            <w:vAlign w:val="centre"/>
             <w:tcMar>
               <w:top w:w="80" w:type="dxa"/>
               <w:start w:w="80" w:type="dxa"/>
@@ -339,7 +339,7 @@
         <w:tc>
           <w:tcPr>
             <w:tcW w:type="dxa" w:w="3456"/>
-            <w:vAlign w:val="center"/>
+            <w:vAlign w:val="centre"/>
             <w:tcMar>
               <w:top w:w="80" w:type="dxa"/>
               <w:start w:w="80" w:type="dxa"/>
@@ -356,7 +356,7 @@
         <w:tc>
           <w:tcPr>
             <w:tcW w:type="dxa" w:w="3456"/>
-            <w:vAlign w:val="center"/>
+            <w:vAlign w:val="centre"/>
             <w:tcMar>
               <w:top w:w="80" w:type="dxa"/>
               <w:start w:w="80" w:type="dxa"/>
@@ -383,7 +383,7 @@
         <w:tc>
           <w:tcPr>
             <w:tcW w:type="dxa" w:w="3456"/>
-            <w:vAlign w:val="center"/>
+            <w:vAlign w:val="centre"/>
             <w:tcMar>
               <w:top w:w="80" w:type="dxa"/>
               <w:start w:w="80" w:type="dxa"/>
@@ -412,7 +412,7 @@
         <w:tc>
           <w:tcPr>
             <w:tcW w:type="dxa" w:w="3456"/>
-            <w:vAlign w:val="center"/>
+            <w:vAlign w:val="centre"/>
             <w:tcMar>
               <w:top w:w="80" w:type="dxa"/>
               <w:start w:w="80" w:type="dxa"/>
@@ -429,7 +429,7 @@
         <w:tc>
           <w:tcPr>
             <w:tcW w:type="dxa" w:w="3456"/>
-            <w:vAlign w:val="center"/>
+            <w:vAlign w:val="centre"/>
             <w:tcMar>
               <w:top w:w="80" w:type="dxa"/>
               <w:start w:w="80" w:type="dxa"/>
@@ -456,7 +456,7 @@
         <w:tc>
           <w:tcPr>
             <w:tcW w:type="dxa" w:w="3456"/>
-            <w:vAlign w:val="center"/>
+            <w:vAlign w:val="centre"/>
             <w:tcMar>
               <w:top w:w="80" w:type="dxa"/>
               <w:start w:w="80" w:type="dxa"/>
@@ -485,7 +485,7 @@
         <w:tc>
           <w:tcPr>
             <w:tcW w:type="dxa" w:w="3456"/>
-            <w:vAlign w:val="center"/>
+            <w:vAlign w:val="centre"/>
             <w:tcMar>
               <w:top w:w="80" w:type="dxa"/>
               <w:start w:w="80" w:type="dxa"/>
@@ -502,7 +502,7 @@
         <w:tc>
           <w:tcPr>
             <w:tcW w:type="dxa" w:w="3456"/>
-            <w:vAlign w:val="center"/>
+            <w:vAlign w:val="centre"/>
             <w:tcMar>
               <w:top w:w="80" w:type="dxa"/>
               <w:start w:w="80" w:type="dxa"/>
@@ -529,7 +529,7 @@
         <w:tc>
           <w:tcPr>
             <w:tcW w:type="dxa" w:w="3456"/>
-            <w:vAlign w:val="center"/>
+            <w:vAlign w:val="centre"/>
             <w:tcMar>
               <w:top w:w="80" w:type="dxa"/>
               <w:start w:w="80" w:type="dxa"/>
@@ -558,7 +558,7 @@
         <w:tc>
           <w:tcPr>
             <w:tcW w:type="dxa" w:w="3456"/>
-            <w:vAlign w:val="center"/>
+            <w:vAlign w:val="centre"/>
             <w:tcMar>
               <w:top w:w="80" w:type="dxa"/>
               <w:start w:w="80" w:type="dxa"/>
@@ -575,7 +575,7 @@
         <w:tc>
           <w:tcPr>
             <w:tcW w:type="dxa" w:w="3456"/>
-            <w:vAlign w:val="center"/>
+            <w:vAlign w:val="centre"/>
             <w:tcMar>
               <w:top w:w="80" w:type="dxa"/>
               <w:start w:w="80" w:type="dxa"/>
@@ -602,7 +602,7 @@
         <w:tc>
           <w:tcPr>
             <w:tcW w:type="dxa" w:w="3456"/>
-            <w:vAlign w:val="center"/>
+            <w:vAlign w:val="centre"/>
             <w:tcMar>
               <w:top w:w="80" w:type="dxa"/>
               <w:start w:w="80" w:type="dxa"/>
@@ -631,7 +631,7 @@
         <w:tc>
           <w:tcPr>
             <w:tcW w:type="dxa" w:w="3456"/>
-            <w:vAlign w:val="center"/>
+            <w:vAlign w:val="centre"/>
             <w:tcMar>
               <w:top w:w="80" w:type="dxa"/>
               <w:start w:w="80" w:type="dxa"/>
@@ -648,7 +648,7 @@
         <w:tc>
           <w:tcPr>
             <w:tcW w:type="dxa" w:w="3456"/>
-            <w:vAlign w:val="center"/>
+            <w:vAlign w:val="centre"/>
             <w:tcMar>
               <w:top w:w="80" w:type="dxa"/>
               <w:start w:w="80" w:type="dxa"/>
@@ -675,7 +675,7 @@
         <w:tc>
           <w:tcPr>
             <w:tcW w:type="dxa" w:w="3456"/>
-            <w:vAlign w:val="center"/>
+            <w:vAlign w:val="centre"/>
             <w:tcMar>
               <w:top w:w="80" w:type="dxa"/>
               <w:start w:w="80" w:type="dxa"/>
@@ -704,7 +704,7 @@
         <w:tc>
           <w:tcPr>
             <w:tcW w:type="dxa" w:w="3456"/>
-            <w:vAlign w:val="center"/>
+            <w:vAlign w:val="centre"/>
             <w:tcMar>
               <w:top w:w="80" w:type="dxa"/>
               <w:start w:w="80" w:type="dxa"/>
@@ -721,7 +721,7 @@
         <w:tc>
           <w:tcPr>
             <w:tcW w:type="dxa" w:w="3456"/>
-            <w:vAlign w:val="center"/>
+            <w:vAlign w:val="centre"/>
             <w:tcMar>
               <w:top w:w="80" w:type="dxa"/>
               <w:start w:w="80" w:type="dxa"/>
@@ -748,7 +748,7 @@
         <w:tc>
           <w:tcPr>
             <w:tcW w:type="dxa" w:w="3456"/>
-            <w:vAlign w:val="center"/>
+            <w:vAlign w:val="centre"/>
             <w:tcMar>
               <w:top w:w="80" w:type="dxa"/>
               <w:start w:w="80" w:type="dxa"/>
@@ -777,7 +777,7 @@
         <w:tc>
           <w:tcPr>
             <w:tcW w:type="dxa" w:w="3456"/>
-            <w:vAlign w:val="center"/>
+            <w:vAlign w:val="centre"/>
             <w:tcMar>
               <w:top w:w="80" w:type="dxa"/>
               <w:start w:w="80" w:type="dxa"/>
@@ -794,7 +794,7 @@
         <w:tc>
           <w:tcPr>
             <w:tcW w:type="dxa" w:w="3456"/>
-            <w:vAlign w:val="center"/>
+            <w:vAlign w:val="centre"/>
             <w:tcMar>
               <w:top w:w="80" w:type="dxa"/>
               <w:start w:w="80" w:type="dxa"/>
@@ -821,7 +821,7 @@
         <w:tc>
           <w:tcPr>
             <w:tcW w:type="dxa" w:w="3456"/>
-            <w:vAlign w:val="center"/>
+            <w:vAlign w:val="centre"/>
             <w:tcMar>
               <w:top w:w="80" w:type="dxa"/>
               <w:start w:w="80" w:type="dxa"/>
@@ -850,7 +850,7 @@
         <w:tc>
           <w:tcPr>
             <w:tcW w:type="dxa" w:w="3456"/>
-            <w:vAlign w:val="center"/>
+            <w:vAlign w:val="centre"/>
             <w:tcMar>
               <w:top w:w="80" w:type="dxa"/>
               <w:start w:w="80" w:type="dxa"/>
@@ -867,7 +867,7 @@
         <w:tc>
           <w:tcPr>
             <w:tcW w:type="dxa" w:w="3456"/>
-            <w:vAlign w:val="center"/>
+            <w:vAlign w:val="centre"/>
             <w:tcMar>
               <w:top w:w="80" w:type="dxa"/>
               <w:start w:w="80" w:type="dxa"/>
@@ -894,7 +894,7 @@
         <w:tc>
           <w:tcPr>
             <w:tcW w:type="dxa" w:w="3456"/>
-            <w:vAlign w:val="center"/>
+            <w:vAlign w:val="centre"/>
             <w:tcMar>
               <w:top w:w="80" w:type="dxa"/>
               <w:start w:w="80" w:type="dxa"/>
@@ -1070,14 +1070,14 @@
   <w:p>
     <w:pPr>
       <w:pStyle w:val="Footer"/>
-      <w:jc w:val="center"/>
+      <w:jc w:val="centre"/>
     </w:pPr>
     <w:r>
       <w:rPr>
-        <w:color w:val="646464"/>
-        <w:sz w:val="14"/>
-      </w:rPr>
-      <w:t>Copyright © 2026 Author(s) of Artificial Intelligence and Healthcare Economics | V1.0 | CC BY-NC 4.0 content notice</w:t>
+        <w:color w:val="5F5A5B"/>
+        <w:sz w:val="15"/>
+      </w:rPr>
+      <w:t>Muthana Zouri · Carmen Marinela Cumpăt · Grigore T. Popa University of Medicine and Pharmacy Publishing House · 2026</w:t>
     </w:r>
   </w:p>
 </w:ftr>
@@ -1108,7 +1108,25 @@
   <w:p>
     <w:pPr>
       <w:pStyle w:val="Header"/>
-    </w:pPr>
+      <w:jc w:val="centre"/>
+    </w:pPr>
+    <w:r/>
+    <w:r>
+      <w:rPr>
+        <w:rFonts w:ascii="Georgia" w:hAnsi="Georgia"/>
+        <w:b/>
+        <w:color w:val="7B1734"/>
+        <w:sz w:val="17"/>
+      </w:rPr>
+      <w:t>Artificial Intelligence and Healthcare Economics</w:t>
+    </w:r>
+    <w:r>
+      <w:rPr>
+        <w:color w:val="5F5A5B"/>
+        <w:sz w:val="16"/>
+      </w:rPr>
+      <w:t xml:space="preserve"> · Digital Resource Companion · V1.0</w:t>
+    </w:r>
   </w:p>
 </w:hdr>
 </file>
@@ -1510,7 +1528,7 @@
     <w:rsid w:val="00E618BF"/>
     <w:pPr>
       <w:tabs>
-        <w:tab w:val="center" w:pos="4680"/>
+        <w:tab w:val="centre" w:pos="4680"/>
         <w:tab w:val="right" w:pos="9360"/>
       </w:tabs>
       <w:spacing w:after="0" w:line="240" w:lineRule="auto"/>
@@ -1532,7 +1550,7 @@
     <w:rsid w:val="00E618BF"/>
     <w:pPr>
       <w:tabs>
-        <w:tab w:val="center" w:pos="4680"/>
+        <w:tab w:val="centre" w:pos="4680"/>
         <w:tab w:val="right" w:pos="9360"/>
       </w:tabs>
       <w:spacing w:after="0" w:line="240" w:lineRule="auto"/>
